--- a/zht/docx/47.content.docx
+++ b/zht/docx/47.content.docx
@@ -136,13 +136,6 @@
         <w:rPr>
           <w:lang w:val="zh_TW" w:bidi="zh_TW"/>
         </w:rPr>
-      </w:r>
-      <w:r>
-        <w:rPr>
-          <w:i/>
-          <w:lang w:val="zh_TW" w:bidi="zh_TW"/>
-        </w:rPr>
-        <w:t>哥林多後書 1:1, 哥林多後書 1:1 (#2), 哥林多後書 1:3, 哥林多後書 1:4, 哥林多後書 1:8–9, 哥林多後書 1:9, 哥林多後書 1:11, 哥林多後書 1:12, 哥林多後書 1:14, 哥林多後書 1:15, 哥林多後書 1:22, 哥林多後書 1:23, 哥林多後書 1:24, 哥林多後書 2:1, 哥林多後書 2:3, 哥林多後書 2:4, 哥林多後書 2:4 (#2), 哥林多後書 2:6–7, 哥林多後書 2:7, 哥林多後書 2:9, 哥林多後書 2:11, 哥林多後書 2:13, 哥林多後書 2:14–15, 哥林多後書 2:17, 哥林多後書 3:2, 哥林多後書 3:4–5, 哥林多後書 3:6, 哥林多後書 3:7, 哥林多後書 3:9, 哥林多後書 3:14, 哥林多後書 3:15, 哥林多後書 3:16, 哥林多後書 3:17, 哥林多後書 3:18, 哥林多後書 4:1, 哥林多後書 4:2, 哥林多後書 4:2 (#2), 哥林多後書 4:3, 哥林多後書 4:4, 哥林多後書 4:5, 哥林多後書 4:7, 哥林多後書 4:10, 哥林多後書 4:14, 哥林多後書 4:15, 哥林多後書 4:16, 哥林多後書 4:16–18, 哥林多後書 5:1, 哥林多後書 5:4, 哥林多後書 5:5, 哥林多後書 5:8, 哥林多後書 5:9, 哥林多後書 5:10, 哥林多後書 5:11, 哥林多後書 5:12, 哥林多後書 5:15, 哥林多後書 5:16, 哥林多後書 5:17, 哥林多後書 5:19, 哥林多後書 5:20, 哥林多後書 5:21, 哥林多後書 6:1, 哥林多後書 6:2, 哥林多後書 6:3, 哥林多後書 6:4, 哥林多後書 6:4–5, 哥林多後書 6:8, 哥林多後書 6:11, 哥林多後書 6:13, 哥林多後書 6:14–16, 哥林多後書 6:17–18, 哥林多後書 7:1, 哥林多後書 7:2, 哥林多後書 7:3–4, 哥林多後書 7:6–7, 哥林多後書 7:8–9, 哥林多後書 7:9, 哥林多後書 7:12, 哥林多後書 7:13, 哥林多後書 7:15, 哥林多後書 8:1, 哥林多後書 8:2, 哥林多後書 8:6, 哥林多後書 8:7, 哥林多後書 8:12, 哥林多後書 8:13–14, 哥林多後書 8:16–17, 哥林多後書 8:20, 哥林多後書 8:24, 哥林多後書 9:1, 哥林多後書 9:3, 哥林多後書 9:4–5, 哥林多後書 9:6, 哥林多後書 9:7, 哥林多後書 9:10–11, 哥林多後書 9:13, 哥林多後書 9:14, 哥林多後書 10:2, 哥林多後書 10:2 (#2), 哥林多後書 10:4, 哥林多後書 10:4 (#2), 哥林多後書 10:8, 哥林多後書 10:10, 哥林多後書 10:11, 哥林多後書 10:12, 哥林多後書 10:13, 哥林多後書 10:15–16, 哥林多後書 10:18, 哥林多後書 11:2, 哥林多後書 11:3, 哥林多後書 11:4, 哥林多後書 11:7, 哥林多後書 11:8, 哥林多後書 11:13, 哥林多後書 11:14, 哥林多後書 11:16, 哥林多後書 11:19–20, 哥林多後書 11:22–23, 哥林多後書 11:24–26, 哥林多後書 11:29, 哥林多後書 11:30, 哥林多後書 11:32, 哥林多後書 12:1, 哥林多後書 12:2, 哥林多後書 12:6, 哥林多後書 12:7, 哥林多後書 12:9, 哥林多後書 12:9 (#2), 哥林多後書 12:12, 哥林多後書 12:14, 哥林多後書 12:15, 哥林多後書 12:19, 哥林多後書 12:20, 哥林多後書 12:21, 哥林多後書 12:21 (#2), 哥林多後書 13:1–2, 哥林多後書 13:3, 哥林多後書 13:5, 哥林多後書 13:6, 哥林多後書 13:8, 哥林多後書 13:10, 哥林多後書 13:10 (#2), 哥林多後書 13:11–12, 哥林多後書 13:14</w:t>
       </w:r>
       <w:r>
         <w:rPr>

--- a/zht/docx/47.content.docx
+++ b/zht/docx/47.content.docx
@@ -123,19 +123,6 @@
           <w:lang w:val="zh_TW" w:bidi="zh_TW"/>
         </w:rPr>
         <w:t>2CO</w:t>
-      </w:r>
-      <w:r>
-        <w:rPr>
-          <w:lang w:val="zh_TW" w:bidi="zh_TW"/>
-        </w:rPr>
-      </w:r>
-    </w:p>
-    <w:p>
-      <w:pPr/>
-      <w:r>
-        <w:rPr>
-          <w:lang w:val="zh_TW" w:bidi="zh_TW"/>
-        </w:rPr>
       </w:r>
       <w:r>
         <w:rPr>

--- a/zht/docx/47.content.docx
+++ b/zht/docx/47.content.docx
@@ -19,7 +19,7 @@
         <w:rPr>
           <w:lang w:val="zh_TW" w:bidi="zh_TW"/>
         </w:rPr>
-        <w:t>Resource: 翻譯問題 (unfoldingWord)</w:t>
+        <w:t>Resource: unfoldingWord® Translation Questions</w:t>
       </w:r>
       <w:r>
         <w:rPr>
@@ -85,7 +85,7 @@
         <w:rPr>
           <w:lang w:val="zh_TW" w:bidi="zh_TW"/>
         </w:rPr>
-        <w:t>翻譯問題 (unfoldingWord)</w:t>
+        <w:t>unfoldingWord® Translation Questions</w:t>
       </w:r>
     </w:p>
     <w:p>
